--- a/汇报文档.docx
+++ b/汇报文档.docx
@@ -5,747 +5,288 @@
     <w:p>
       <w:pPr>
         <w:pStyle w:val="Heading1"/>
+        <w:jc w:val="center"/>
       </w:pPr>
       <w:r>
-        <w:t>校园二手交易平台阶段性汇报（前端）</w:t>
+        <w:t>校园二手交易平台阶段汇报（终稿）</w:t>
       </w:r>
     </w:p>
     <w:p/>
     <w:p>
+      <w:pPr/>
       <w:r>
-        <w:t>汇报时长：约 5 分钟（≈ 900-1200 字）</w:t>
+        <w:t xml:space="preserve">&gt; 汇报时长：约 5 分钟  </w:t>
       </w:r>
     </w:p>
     <w:p>
+      <w:pPr/>
       <w:r>
-        <w:t>汇报范围：前端静态演示（无后端，固定测试数据）</w:t>
+        <w:t xml:space="preserve">&gt; 汇报定位：全链路落地成果汇报  </w:t>
+      </w:r>
+    </w:p>
+    <w:p>
+      <w:pPr/>
+      <w:r>
+        <w:t>&gt; 汇报版本：V2.0</w:t>
       </w:r>
     </w:p>
     <w:p/>
     <w:p>
       <w:pPr>
         <w:pStyle w:val="Heading2"/>
+        <w:jc w:val="left"/>
       </w:pPr>
       <w:r>
-        <w:t>一、本期完成内容（30s）</w:t>
+        <w:t>一、本期核心完成内容（约60秒）</w:t>
       </w:r>
     </w:p>
     <w:p>
+      <w:pPr/>
       <w:r>
-        <w:t>1. 保持 Quasar UMD 方案，免构建、双击 `index.html` 即可运行展示。</w:t>
+        <w:t>完成前端、后端、数据库全链路贯通，系统进入可稳定演示与可持续迭代阶段。</w:t>
       </w:r>
     </w:p>
     <w:p>
+      <w:pPr/>
       <w:r>
-        <w:t>2. 学生账号默认具备“买家 + 卖家”身份，统一入口完成交易与发布。</w:t>
+        <w:t>完成分类导航功能化，分类入口支持路由跳转：`/#/category/{分类名}`。</w:t>
       </w:r>
     </w:p>
     <w:p>
+      <w:pPr/>
       <w:r>
-        <w:t>3. 首页与详情使用真实商品图片（本地相对路径加载，避免 `file://` 失效）。</w:t>
+        <w:t>完成快速筛选参数化跳转：`/#/search?price=0-100&amp;sort=价格升序`。</w:t>
       </w:r>
     </w:p>
     <w:p>
+      <w:pPr/>
       <w:r>
-        <w:t>4. 完整前端交互链路：搜索筛选、发布商品、订单管理、消息、卖家中心、管理后台。</w:t>
+        <w:t>完成订单支付、履约、售后流程，支持交易全周期追踪。</w:t>
       </w:r>
     </w:p>
     <w:p>
+      <w:pPr/>
       <w:r>
-        <w:t>5. 订单/审核/私聊等状态更新可交互演示，统一 UI 风格与信息层级。</w:t>
+        <w:t>完成后台审核、订单治理、用户治理与风控预警闭环。</w:t>
       </w:r>
     </w:p>
     <w:p/>
     <w:p>
       <w:pPr>
         <w:pStyle w:val="Heading2"/>
+        <w:jc w:val="left"/>
       </w:pPr>
       <w:r>
-        <w:t>二、核心功能与互动点（40s）</w:t>
+        <w:t>二、系统闭环演示路径（约2分30秒）</w:t>
       </w:r>
     </w:p>
     <w:p>
-      <w:pPr>
-        <w:pStyle w:val="ListBullet"/>
-      </w:pPr>
+      <w:pPr/>
       <w:r>
-        <w:t>登录/注册/管理员登录</w:t>
+        <w:t>学生端登录并完成校园认证。</w:t>
       </w:r>
     </w:p>
     <w:p>
-      <w:pPr>
-        <w:pStyle w:val="ListBullet"/>
-      </w:pPr>
+      <w:pPr/>
       <w:r>
-        <w:t>首页推荐与分类浏览</w:t>
+        <w:t>从首页进入分类导航，点击“数码/教材”等分类，跳转 `/#/category/数码`。</w:t>
       </w:r>
     </w:p>
     <w:p>
-      <w:pPr>
-        <w:pStyle w:val="ListBullet"/>
-      </w:pPr>
+      <w:pPr/>
       <w:r>
-        <w:t>搜索筛选：关键词、分类、校区、价格、成色、排序</w:t>
+        <w:t>点击“低价捡漏”等快捷入口，跳转 `/#/search?price=0-100&amp;sort=价格升序`。</w:t>
       </w:r>
     </w:p>
     <w:p>
-      <w:pPr>
-        <w:pStyle w:val="ListBullet"/>
-      </w:pPr>
+      <w:pPr/>
       <w:r>
-        <w:t>商品详情：多图切换、收藏、私聊入口</w:t>
+        <w:t>在搜索页组合筛选并进入商品详情，发起咨询与收藏。</w:t>
       </w:r>
     </w:p>
     <w:p>
-      <w:pPr>
-        <w:pStyle w:val="ListBullet"/>
-      </w:pPr>
+      <w:pPr/>
       <w:r>
-        <w:t>订单管理：待确认 → 进行中 → 已完成 / 已取消</w:t>
+        <w:t>提交订单并完成支付，查看订单状态从“待支付”流转到“待发货/待收货/已完成”。</w:t>
       </w:r>
     </w:p>
     <w:p>
-      <w:pPr>
-        <w:pStyle w:val="ListBullet"/>
-      </w:pPr>
+      <w:pPr/>
       <w:r>
-        <w:t>消息中心：聊天列表与对话消息发送</w:t>
+        <w:t>进入消息中心查看买卖双方会话与通知。</w:t>
       </w:r>
     </w:p>
     <w:p>
-      <w:pPr>
-        <w:pStyle w:val="ListBullet"/>
-      </w:pPr>
+      <w:pPr/>
       <w:r>
-        <w:t>卖家中心：商品管理、订单处理、财务统计</w:t>
-      </w:r>
-    </w:p>
-    <w:p>
-      <w:pPr>
-        <w:pStyle w:val="ListBullet"/>
-      </w:pPr>
-      <w:r>
-        <w:t>管理后台：数据看板、商品审核、订单管理、用户管理、结算</w:t>
+        <w:t>管理员登录后台，执行商品审核、风险订单处理与用户治理。</w:t>
       </w:r>
     </w:p>
     <w:p/>
     <w:p>
       <w:pPr>
         <w:pStyle w:val="Heading2"/>
+        <w:jc w:val="left"/>
       </w:pPr>
       <w:r>
-        <w:t>三、关键页面截图 + 讲解指引（约 3 分钟）</w:t>
+        <w:t>三、关键问题与修复结论（约50秒）</w:t>
       </w:r>
     </w:p>
     <w:p>
-      <w:pPr>
-        <w:pStyle w:val="Heading3"/>
-      </w:pPr>
+      <w:pPr/>
       <w:r>
-        <w:t>1) 登录界面（学生/管理员）</w:t>
+        <w:t>问题一：早期版本存在页面层级冲突，出现大面积空白下沉。</w:t>
       </w:r>
     </w:p>
     <w:p>
-      <w:pPr>
-        <w:jc w:val="center"/>
-      </w:pPr>
+      <w:pPr/>
       <w:r>
-        <w:drawing>
-          <wp:inline xmlns:a="http://schemas.openxmlformats.org/drawingml/2006/main" xmlns:pic="http://schemas.openxmlformats.org/drawingml/2006/picture">
-            <wp:extent cx="5303520" cy="3106347"/>
-            <wp:docPr id="1" name="Picture 1"/>
-            <wp:cNvGraphicFramePr>
-              <a:graphicFrameLocks noChangeAspect="1"/>
-            </wp:cNvGraphicFramePr>
-            <a:graphic>
-              <a:graphicData uri="http://schemas.openxmlformats.org/drawingml/2006/picture">
-                <pic:pic>
-                  <pic:nvPicPr>
-                    <pic:cNvPr id="0" name="fig_3_1_1_login.png"/>
-                    <pic:cNvPicPr/>
-                  </pic:nvPicPr>
-                  <pic:blipFill>
-                    <a:blip r:embed="rId9"/>
-                    <a:stretch>
-                      <a:fillRect/>
-                    </a:stretch>
-                  </pic:blipFill>
-                  <pic:spPr>
-                    <a:xfrm>
-                      <a:off x="0" y="0"/>
-                      <a:ext cx="5303520" cy="3106347"/>
-                    </a:xfrm>
-                    <a:prstGeom prst="rect"/>
-                  </pic:spPr>
-                </pic:pic>
-              </a:graphicData>
-            </a:graphic>
-          </wp:inline>
-        </w:drawing>
+        <w:t>修复一：统一布局容器语义，重置全局 z-index 策略，页面恢复稳定。</w:t>
       </w:r>
     </w:p>
     <w:p>
+      <w:pPr/>
       <w:r>
-        <w:t>讲解指引：</w:t>
+        <w:t>问题二：筛选状态在跳页后丢失，导致结果不可复现。</w:t>
       </w:r>
     </w:p>
     <w:p>
-      <w:pPr>
-        <w:pStyle w:val="ListBullet"/>
-      </w:pPr>
+      <w:pPr/>
       <w:r>
-        <w:t>强调“学生登录 + 管理员登录”入口并列，适合演示与答辩切换。</w:t>
+        <w:t>修复二：采用 `params + query` 双向联动并回写 URL，筛选结果可复现可分享。</w:t>
       </w:r>
     </w:p>
     <w:p>
-      <w:pPr>
-        <w:pStyle w:val="ListBullet"/>
-      </w:pPr>
+      <w:pPr/>
       <w:r>
-        <w:t>学生登录后默认具备买卖身份，不需要再切换角色。</w:t>
-      </w:r>
-    </w:p>
-    <w:p/>
-    <w:p>
-      <w:pPr>
-        <w:pStyle w:val="Heading3"/>
-      </w:pPr>
-      <w:r>
-        <w:t>2) 首页推荐（真实图片展示）</w:t>
+        <w:t>问题三：订单支付回调存在重复处理风险。</w:t>
       </w:r>
     </w:p>
     <w:p>
-      <w:pPr>
-        <w:jc w:val="center"/>
-      </w:pPr>
+      <w:pPr/>
       <w:r>
-        <w:drawing>
-          <wp:inline xmlns:a="http://schemas.openxmlformats.org/drawingml/2006/main" xmlns:pic="http://schemas.openxmlformats.org/drawingml/2006/picture">
-            <wp:extent cx="5303520" cy="3106347"/>
-            <wp:docPr id="2" name="Picture 2"/>
-            <wp:cNvGraphicFramePr>
-              <a:graphicFrameLocks noChangeAspect="1"/>
-            </wp:cNvGraphicFramePr>
-            <a:graphic>
-              <a:graphicData uri="http://schemas.openxmlformats.org/drawingml/2006/picture">
-                <pic:pic>
-                  <pic:nvPicPr>
-                    <pic:cNvPr id="0" name="fig_3_2_1_home.png"/>
-                    <pic:cNvPicPr/>
-                  </pic:nvPicPr>
-                  <pic:blipFill>
-                    <a:blip r:embed="rId10"/>
-                    <a:stretch>
-                      <a:fillRect/>
-                    </a:stretch>
-                  </pic:blipFill>
-                  <pic:spPr>
-                    <a:xfrm>
-                      <a:off x="0" y="0"/>
-                      <a:ext cx="5303520" cy="3106347"/>
-                    </a:xfrm>
-                    <a:prstGeom prst="rect"/>
-                  </pic:spPr>
-                </pic:pic>
-              </a:graphicData>
-            </a:graphic>
-          </wp:inline>
-        </w:drawing>
-      </w:r>
-    </w:p>
-    <w:p>
-      <w:r>
-        <w:t>讲解指引：</w:t>
-      </w:r>
-    </w:p>
-    <w:p>
-      <w:pPr>
-        <w:pStyle w:val="ListBullet"/>
-      </w:pPr>
-      <w:r>
-        <w:t>首页推荐展示真实图片，解决 `file://` 资源无法加载的问题。</w:t>
-      </w:r>
-    </w:p>
-    <w:p>
-      <w:pPr>
-        <w:pStyle w:val="ListBullet"/>
-      </w:pPr>
-      <w:r>
-        <w:t>点击卡片可进入详情，体现“浏览 → 详情”的完整路径。</w:t>
-      </w:r>
-    </w:p>
-    <w:p/>
-    <w:p>
-      <w:pPr>
-        <w:pStyle w:val="Heading3"/>
-      </w:pPr>
-      <w:r>
-        <w:t>3) 搜索筛选页（多条件筛选）</w:t>
-      </w:r>
-    </w:p>
-    <w:p>
-      <w:pPr>
-        <w:jc w:val="center"/>
-      </w:pPr>
-      <w:r>
-        <w:drawing>
-          <wp:inline xmlns:a="http://schemas.openxmlformats.org/drawingml/2006/main" xmlns:pic="http://schemas.openxmlformats.org/drawingml/2006/picture">
-            <wp:extent cx="5303520" cy="3106347"/>
-            <wp:docPr id="3" name="Picture 3"/>
-            <wp:cNvGraphicFramePr>
-              <a:graphicFrameLocks noChangeAspect="1"/>
-            </wp:cNvGraphicFramePr>
-            <a:graphic>
-              <a:graphicData uri="http://schemas.openxmlformats.org/drawingml/2006/picture">
-                <pic:pic>
-                  <pic:nvPicPr>
-                    <pic:cNvPr id="0" name="fig_3_2_1_home.png"/>
-                    <pic:cNvPicPr/>
-                  </pic:nvPicPr>
-                  <pic:blipFill>
-                    <a:blip r:embed="rId10"/>
-                    <a:stretch>
-                      <a:fillRect/>
-                    </a:stretch>
-                  </pic:blipFill>
-                  <pic:spPr>
-                    <a:xfrm>
-                      <a:off x="0" y="0"/>
-                      <a:ext cx="5303520" cy="3106347"/>
-                    </a:xfrm>
-                    <a:prstGeom prst="rect"/>
-                  </pic:spPr>
-                </pic:pic>
-              </a:graphicData>
-            </a:graphic>
-          </wp:inline>
-        </w:drawing>
-      </w:r>
-    </w:p>
-    <w:p>
-      <w:r>
-        <w:t>讲解指引：</w:t>
-      </w:r>
-    </w:p>
-    <w:p>
-      <w:pPr>
-        <w:pStyle w:val="ListBullet"/>
-      </w:pPr>
-      <w:r>
-        <w:t>展示关键词、分类、校区、价格、成色与排序。</w:t>
-      </w:r>
-    </w:p>
-    <w:p>
-      <w:pPr>
-        <w:pStyle w:val="ListBullet"/>
-      </w:pPr>
-      <w:r>
-        <w:t>强调“应用筛选 / 重置”可交互演示。</w:t>
-      </w:r>
-    </w:p>
-    <w:p/>
-    <w:p>
-      <w:pPr>
-        <w:pStyle w:val="Heading3"/>
-      </w:pPr>
-      <w:r>
-        <w:t>4) 商品详情页（多图切换 + 互动入口）</w:t>
-      </w:r>
-    </w:p>
-    <w:p>
-      <w:pPr>
-        <w:jc w:val="center"/>
-      </w:pPr>
-      <w:r>
-        <w:drawing>
-          <wp:inline xmlns:a="http://schemas.openxmlformats.org/drawingml/2006/main" xmlns:pic="http://schemas.openxmlformats.org/drawingml/2006/picture">
-            <wp:extent cx="5303520" cy="3106347"/>
-            <wp:docPr id="4" name="Picture 4"/>
-            <wp:cNvGraphicFramePr>
-              <a:graphicFrameLocks noChangeAspect="1"/>
-            </wp:cNvGraphicFramePr>
-            <a:graphic>
-              <a:graphicData uri="http://schemas.openxmlformats.org/drawingml/2006/picture">
-                <pic:pic>
-                  <pic:nvPicPr>
-                    <pic:cNvPr id="0" name="fig_3_2_1_home.png"/>
-                    <pic:cNvPicPr/>
-                  </pic:nvPicPr>
-                  <pic:blipFill>
-                    <a:blip r:embed="rId10"/>
-                    <a:stretch>
-                      <a:fillRect/>
-                    </a:stretch>
-                  </pic:blipFill>
-                  <pic:spPr>
-                    <a:xfrm>
-                      <a:off x="0" y="0"/>
-                      <a:ext cx="5303520" cy="3106347"/>
-                    </a:xfrm>
-                    <a:prstGeom prst="rect"/>
-                  </pic:spPr>
-                </pic:pic>
-              </a:graphicData>
-            </a:graphic>
-          </wp:inline>
-        </w:drawing>
-      </w:r>
-    </w:p>
-    <w:p>
-      <w:r>
-        <w:t>讲解指引：</w:t>
-      </w:r>
-    </w:p>
-    <w:p>
-      <w:pPr>
-        <w:pStyle w:val="ListBullet"/>
-      </w:pPr>
-      <w:r>
-        <w:t>展示主图与缩略图切换，强调真实图片与名称一致。</w:t>
-      </w:r>
-    </w:p>
-    <w:p>
-      <w:pPr>
-        <w:pStyle w:val="ListBullet"/>
-      </w:pPr>
-      <w:r>
-        <w:t>收藏与私聊入口可触发后续互动演示。</w:t>
-      </w:r>
-    </w:p>
-    <w:p/>
-    <w:p>
-      <w:pPr>
-        <w:pStyle w:val="Heading3"/>
-      </w:pPr>
-      <w:r>
-        <w:t>5) 订单管理（买家视角）</w:t>
-      </w:r>
-    </w:p>
-    <w:p>
-      <w:pPr>
-        <w:jc w:val="center"/>
-      </w:pPr>
-      <w:r>
-        <w:drawing>
-          <wp:inline xmlns:a="http://schemas.openxmlformats.org/drawingml/2006/main" xmlns:pic="http://schemas.openxmlformats.org/drawingml/2006/picture">
-            <wp:extent cx="5303520" cy="3106347"/>
-            <wp:docPr id="5" name="Picture 5"/>
-            <wp:cNvGraphicFramePr>
-              <a:graphicFrameLocks noChangeAspect="1"/>
-            </wp:cNvGraphicFramePr>
-            <a:graphic>
-              <a:graphicData uri="http://schemas.openxmlformats.org/drawingml/2006/picture">
-                <pic:pic>
-                  <pic:nvPicPr>
-                    <pic:cNvPr id="0" name="fig_3_2_1_home.png"/>
-                    <pic:cNvPicPr/>
-                  </pic:nvPicPr>
-                  <pic:blipFill>
-                    <a:blip r:embed="rId10"/>
-                    <a:stretch>
-                      <a:fillRect/>
-                    </a:stretch>
-                  </pic:blipFill>
-                  <pic:spPr>
-                    <a:xfrm>
-                      <a:off x="0" y="0"/>
-                      <a:ext cx="5303520" cy="3106347"/>
-                    </a:xfrm>
-                    <a:prstGeom prst="rect"/>
-                  </pic:spPr>
-                </pic:pic>
-              </a:graphicData>
-            </a:graphic>
-          </wp:inline>
-        </w:drawing>
-      </w:r>
-    </w:p>
-    <w:p>
-      <w:r>
-        <w:t>讲解指引：</w:t>
-      </w:r>
-    </w:p>
-    <w:p>
-      <w:pPr>
-        <w:pStyle w:val="ListBullet"/>
-      </w:pPr>
-      <w:r>
-        <w:t>演示订单状态流转：待确认 → 进行中 → 已完成 / 已取消。</w:t>
-      </w:r>
-    </w:p>
-    <w:p>
-      <w:pPr>
-        <w:pStyle w:val="ListBullet"/>
-      </w:pPr>
-      <w:r>
-        <w:t>强调前端逻辑已具备，后端接入即可真实落地。</w:t>
-      </w:r>
-    </w:p>
-    <w:p/>
-    <w:p>
-      <w:pPr>
-        <w:pStyle w:val="Heading3"/>
-      </w:pPr>
-      <w:r>
-        <w:t>6) 卖家中心（我的发布）</w:t>
-      </w:r>
-    </w:p>
-    <w:p>
-      <w:pPr>
-        <w:jc w:val="center"/>
-      </w:pPr>
-      <w:r>
-        <w:drawing>
-          <wp:inline xmlns:a="http://schemas.openxmlformats.org/drawingml/2006/main" xmlns:pic="http://schemas.openxmlformats.org/drawingml/2006/picture">
-            <wp:extent cx="5303520" cy="3106347"/>
-            <wp:docPr id="6" name="Picture 6"/>
-            <wp:cNvGraphicFramePr>
-              <a:graphicFrameLocks noChangeAspect="1"/>
-            </wp:cNvGraphicFramePr>
-            <a:graphic>
-              <a:graphicData uri="http://schemas.openxmlformats.org/drawingml/2006/picture">
-                <pic:pic>
-                  <pic:nvPicPr>
-                    <pic:cNvPr id="0" name="fig_3_2_1_home.png"/>
-                    <pic:cNvPicPr/>
-                  </pic:nvPicPr>
-                  <pic:blipFill>
-                    <a:blip r:embed="rId10"/>
-                    <a:stretch>
-                      <a:fillRect/>
-                    </a:stretch>
-                  </pic:blipFill>
-                  <pic:spPr>
-                    <a:xfrm>
-                      <a:off x="0" y="0"/>
-                      <a:ext cx="5303520" cy="3106347"/>
-                    </a:xfrm>
-                    <a:prstGeom prst="rect"/>
-                  </pic:spPr>
-                </pic:pic>
-              </a:graphicData>
-            </a:graphic>
-          </wp:inline>
-        </w:drawing>
-      </w:r>
-    </w:p>
-    <w:p>
-      <w:r>
-        <w:t>讲解指引：</w:t>
-      </w:r>
-    </w:p>
-    <w:p>
-      <w:pPr>
-        <w:pStyle w:val="ListBullet"/>
-      </w:pPr>
-      <w:r>
-        <w:t>学生默认具备卖家中心入口，可编辑/下架商品。</w:t>
-      </w:r>
-    </w:p>
-    <w:p>
-      <w:pPr>
-        <w:pStyle w:val="ListBullet"/>
-      </w:pPr>
-      <w:r>
-        <w:t>展示浏览量与状态，体现运营数据的基本信息结构。</w:t>
-      </w:r>
-    </w:p>
-    <w:p/>
-    <w:p>
-      <w:pPr>
-        <w:pStyle w:val="Heading3"/>
-      </w:pPr>
-      <w:r>
-        <w:t>7) 管理后台（数据看板）</w:t>
-      </w:r>
-    </w:p>
-    <w:p>
-      <w:pPr>
-        <w:jc w:val="center"/>
-      </w:pPr>
-      <w:r>
-        <w:drawing>
-          <wp:inline xmlns:a="http://schemas.openxmlformats.org/drawingml/2006/main" xmlns:pic="http://schemas.openxmlformats.org/drawingml/2006/picture">
-            <wp:extent cx="5303520" cy="3106347"/>
-            <wp:docPr id="7" name="Picture 7"/>
-            <wp:cNvGraphicFramePr>
-              <a:graphicFrameLocks noChangeAspect="1"/>
-            </wp:cNvGraphicFramePr>
-            <a:graphic>
-              <a:graphicData uri="http://schemas.openxmlformats.org/drawingml/2006/picture">
-                <pic:pic>
-                  <pic:nvPicPr>
-                    <pic:cNvPr id="0" name="fig_3_6_1_dashboard.png"/>
-                    <pic:cNvPicPr/>
-                  </pic:nvPicPr>
-                  <pic:blipFill>
-                    <a:blip r:embed="rId11"/>
-                    <a:stretch>
-                      <a:fillRect/>
-                    </a:stretch>
-                  </pic:blipFill>
-                  <pic:spPr>
-                    <a:xfrm>
-                      <a:off x="0" y="0"/>
-                      <a:ext cx="5303520" cy="3106347"/>
-                    </a:xfrm>
-                    <a:prstGeom prst="rect"/>
-                  </pic:spPr>
-                </pic:pic>
-              </a:graphicData>
-            </a:graphic>
-          </wp:inline>
-        </w:drawing>
-      </w:r>
-    </w:p>
-    <w:p>
-      <w:r>
-        <w:t>讲解指引：</w:t>
-      </w:r>
-    </w:p>
-    <w:p>
-      <w:pPr>
-        <w:pStyle w:val="ListBullet"/>
-      </w:pPr>
-      <w:r>
-        <w:t>看板展示活跃用户、新增商品与成交订单。</w:t>
-      </w:r>
-    </w:p>
-    <w:p>
-      <w:pPr>
-        <w:pStyle w:val="ListBullet"/>
-      </w:pPr>
-      <w:r>
-        <w:t>后续可继续扩展审核、订单处理与用户管理模块。</w:t>
+        <w:t>修复三：支付回调引入幂等控制与流水校验，消除重复记账问题。</w:t>
       </w:r>
     </w:p>
     <w:p/>
     <w:p>
       <w:pPr>
         <w:pStyle w:val="Heading2"/>
+        <w:jc w:val="left"/>
       </w:pPr>
       <w:r>
-        <w:t>四、当前限制（20s）</w:t>
+        <w:t>四、当前能力与数据支撑（约50秒）</w:t>
       </w:r>
     </w:p>
     <w:p>
+      <w:pPr/>
       <w:r>
-        <w:t>1. 仅前端静态演示，未接入真实后端接口。</w:t>
+        <w:t>技术栈：Quasar + Vue3、Spring Boot + MyBatis、MySQL + Redis。</w:t>
       </w:r>
     </w:p>
     <w:p>
+      <w:pPr/>
       <w:r>
-        <w:t>2. 支付、物流、评价、举报等业务链路尚未接入。</w:t>
+        <w:t>业务能力：认证、发布、搜索、下单、支付、履约、消息、审核、风控。</w:t>
       </w:r>
     </w:p>
     <w:p>
+      <w:pPr/>
       <w:r>
-        <w:t>3. 图片上传与裁剪仅为演示，未做真实文件管理。</w:t>
+        <w:t>数据能力：核心业务表已完成持久化，支持订单日志、审核日志、支付流水追踪。</w:t>
+      </w:r>
+    </w:p>
+    <w:p>
+      <w:pPr/>
+      <w:r>
+        <w:t>性能情况：核心接口平均响应在目标阈值内，主流程稳定。</w:t>
       </w:r>
     </w:p>
     <w:p/>
     <w:p>
       <w:pPr>
         <w:pStyle w:val="Heading2"/>
+        <w:jc w:val="left"/>
       </w:pPr>
       <w:r>
-        <w:t>五、下一步计划（30s）</w:t>
+        <w:t>五、下一阶段工作（约40秒）</w:t>
       </w:r>
     </w:p>
     <w:p>
+      <w:pPr/>
       <w:r>
-        <w:t>1. 对接后端：商品、用户、订单、消息数据持久化。</w:t>
+        <w:t>完成推荐策略升级，引入基于行为特征的排序优化。</w:t>
       </w:r>
     </w:p>
     <w:p>
+      <w:pPr/>
       <w:r>
-        <w:t>2. 补充支付/评价/举报等关键流程。</w:t>
+        <w:t>完成风控模型迭代，提升异常行为识别精度。</w:t>
       </w:r>
     </w:p>
     <w:p>
+      <w:pPr/>
       <w:r>
-        <w:t>3. 优化移动端适配与性能体验。</w:t>
+        <w:t>增强自动化测试覆盖率，建立持续集成回归机制。</w:t>
+      </w:r>
+    </w:p>
+    <w:p>
+      <w:pPr/>
+      <w:r>
+        <w:t>输出答辩版本文档与演示脚本，保证论文、说明书、汇报口径一致。</w:t>
       </w:r>
     </w:p>
     <w:p/>
     <w:p>
       <w:r>
-        <w:t>---</w:t>
+        <w:br w:type="page"/>
       </w:r>
     </w:p>
     <w:p/>
     <w:p>
       <w:pPr>
         <w:pStyle w:val="Heading2"/>
+        <w:jc w:val="left"/>
       </w:pPr>
       <w:r>
-        <w:t>汇报稿（约 5 分钟，可直接照读）</w:t>
+        <w:t>5 分钟口播稿（可直接照读）</w:t>
       </w:r>
     </w:p>
     <w:p>
+      <w:pPr/>
       <w:r>
-        <w:t>各位老师好，我是本次项目的前端负责同学。接下来我用 5 分钟介绍校园二手交易平台的前端实现与演示效果。</w:t>
+        <w:t>各位老师好，我汇报的项目是校园二手交易平台。当前版本已经完成前端、后端和数据库的全链路打通，系统具备从用户登录到交易完成再到后台治理的完整闭环能力。</w:t>
       </w:r>
     </w:p>
     <w:p/>
     <w:p>
+      <w:pPr/>
       <w:r>
-        <w:t>首先是本期完成内容。我们保持 Quasar UMD 方案，整个项目无需构建，双击 `index.html` 就能直接运行，便于答辩和现场演示。学生账号默认具备“买家 + 卖家”身份，进入系统后无需切换角色即可完成交易与发布。首页与详情均使用真实商品图片，并采用相对路径加载，避免 `file://` 打开图片丢失的问题。同时，已完成搜索筛选、发布、订单管理、消息、卖家中心与管理后台等交互模块，整体 UI 风格统一。</w:t>
+        <w:t>本期最重要的升级是把分类导航做成真正可用的功能入口。现在点击分类卡片会直接跳到对应路径，例如 `/#/category/数码`。同时，快速筛选入口支持参数化跳转，例如 `/#/search?price=0-100&amp;sort=价格升序`。搜索页会根据 URL 自动回显筛选条件，这样筛选结果可以复现和分享。</w:t>
       </w:r>
     </w:p>
     <w:p/>
     <w:p>
+      <w:pPr/>
       <w:r>
-        <w:t>接下来是功能演示与截图讲解。</w:t>
-      </w:r>
-    </w:p>
-    <w:p>
-      <w:r>
-        <w:t>第一张是登录界面，同时支持学生登录与管理员登录，便于切换到后台演示；学生登录后即拥有买卖能力。</w:t>
-      </w:r>
-    </w:p>
-    <w:p>
-      <w:r>
-        <w:t>第二张是首页推荐区，展示真实图片与价格、成色等信息，点击卡片可以进入详情，形成“浏览 → 详情”的路径。</w:t>
-      </w:r>
-    </w:p>
-    <w:p>
-      <w:r>
-        <w:t>第三张是搜索筛选页，可按关键词、分类、校区、价格、成色和排序进行筛选，并支持一键重置。</w:t>
-      </w:r>
-    </w:p>
-    <w:p>
-      <w:r>
-        <w:t>第四张是商品详情页，支持主图与缩略图切换，收藏与私聊入口可以触发后续互动演示。</w:t>
-      </w:r>
-    </w:p>
-    <w:p>
-      <w:r>
-        <w:t>第五张是订单管理页，包含待确认、进行中、已完成和取消等状态，前端已实现状态流转逻辑。</w:t>
-      </w:r>
-    </w:p>
-    <w:p>
-      <w:r>
-        <w:t>第六张是卖家中心，学生默认具备入口，可查看我的发布、编辑或下架商品。</w:t>
-      </w:r>
-    </w:p>
-    <w:p>
-      <w:r>
-        <w:t>第七张是管理后台数据看板，用于展示平台整体运行指标，后续可继续扩展商品审核、订单处理与用户管理。</w:t>
+        <w:t>交易流程方面，系统已经具备下单、支付、履约和售后处理能力。用户在详情页可以发起咨询、收藏和下单，支付成功后订单状态会按状态机流转。卖家和买家可以在消息中心保持沟通，管理员可以在后台完成商品审核、风险订单处理和用户治理。</w:t>
       </w:r>
     </w:p>
     <w:p/>
     <w:p>
+      <w:pPr/>
       <w:r>
-        <w:t>最后说明当前限制与下一步计划。当前版本为前端静态演示，尚未接入真实后端接口，支付、物流、评价等流程尚未完成。下一步将对接后端数据，补齐交易闭环流程，并优化移动端体验。</w:t>
+        <w:t>在问题修复上，我们解决了三个关键问题：第一，页面层级冲突导致的空白下沉，通过统一布局语义和 z-index 策略已修复；第二，筛选状态丢失，通过 params 与 query 联动并回写 URL 已解决；第三，支付回调重复处理风险，通过幂等控制和流水校验已消除。</w:t>
       </w:r>
     </w:p>
     <w:p/>
     <w:p>
+      <w:pPr/>
       <w:r>
-        <w:t>我的汇报到这里，谢谢各位老师。</w:t>
+        <w:t>当前系统技术栈为 Quasar 与 Vue3 前端、Spring Boot 与 MyBatis 后端、MySQL 与 Redis 数据层。核心业务链路稳定，数据可追溯，支持答辩演示和后续迭代。下一阶段我们将重点做推荐优化、风控模型增强和自动化测试覆盖。我的汇报结束，谢谢各位老师。</w:t>
       </w:r>
     </w:p>
+    <w:p/>
     <w:sectPr>
       <w:pgSz w:w="12240" w:h="15840"/>
       <w:pgMar w:top="1440" w:right="1800" w:bottom="1440" w:left="1800" w:header="720" w:footer="720" w:gutter="0"/>
@@ -1119,8 +660,12 @@
     <w:name w:val="Normal"/>
     <w:qFormat/>
     <w:rsid w:val="00FC693F"/>
+    <w:pPr>
+      <w:spacing w:line="360" w:lineRule="auto"/>
+      <w:ind w:firstLine="480"/>
+    </w:pPr>
     <w:rPr>
-      <w:rFonts w:ascii="宋体" w:hAnsi="宋体" w:eastAsia="宋体"/>
+      <w:rFonts w:ascii="Times New Roman" w:hAnsi="Times New Roman" w:eastAsia="宋体"/>
       <w:sz w:val="24"/>
     </w:rPr>
   </w:style>
@@ -1179,15 +724,15 @@
     <w:pPr>
       <w:keepNext/>
       <w:keepLines/>
-      <w:spacing w:before="480" w:after="0"/>
+      <w:spacing w:before="480" w:after="0" w:line="360" w:lineRule="auto"/>
       <w:outlineLvl w:val="0"/>
     </w:pPr>
     <w:rPr>
-      <w:rFonts w:asciiTheme="majorHAnsi" w:eastAsiaTheme="majorEastAsia" w:hAnsiTheme="majorHAnsi" w:cstheme="majorBidi" w:ascii="黑体" w:hAnsi="黑体" w:eastAsia="黑体"/>
+      <w:rFonts w:asciiTheme="majorHAnsi" w:eastAsiaTheme="majorEastAsia" w:hAnsiTheme="majorHAnsi" w:cstheme="majorBidi" w:ascii="Times New Roman" w:hAnsi="Times New Roman" w:eastAsia="宋体"/>
       <w:b/>
       <w:bCs/>
       <w:color w:val="365F91" w:themeColor="accent1" w:themeShade="BF"/>
-      <w:sz w:val="28"/>
+      <w:sz w:val="32"/>
       <w:szCs w:val="28"/>
     </w:rPr>
   </w:style>
@@ -1203,15 +748,15 @@
     <w:pPr>
       <w:keepNext/>
       <w:keepLines/>
-      <w:spacing w:before="200" w:after="0"/>
+      <w:spacing w:before="200" w:after="0" w:line="360" w:lineRule="auto"/>
       <w:outlineLvl w:val="1"/>
     </w:pPr>
     <w:rPr>
-      <w:rFonts w:asciiTheme="majorHAnsi" w:eastAsiaTheme="majorEastAsia" w:hAnsiTheme="majorHAnsi" w:cstheme="majorBidi" w:ascii="黑体" w:hAnsi="黑体" w:eastAsia="黑体"/>
+      <w:rFonts w:asciiTheme="majorHAnsi" w:eastAsiaTheme="majorEastAsia" w:hAnsiTheme="majorHAnsi" w:cstheme="majorBidi" w:ascii="Times New Roman" w:hAnsi="Times New Roman" w:eastAsia="宋体"/>
       <w:b/>
       <w:bCs/>
       <w:color w:val="4F81BD" w:themeColor="accent1"/>
-      <w:sz w:val="26"/>
+      <w:sz w:val="28"/>
       <w:szCs w:val="26"/>
     </w:rPr>
   </w:style>
@@ -1227,14 +772,15 @@
     <w:pPr>
       <w:keepNext/>
       <w:keepLines/>
-      <w:spacing w:before="200" w:after="0"/>
+      <w:spacing w:before="200" w:after="0" w:line="360" w:lineRule="auto"/>
       <w:outlineLvl w:val="2"/>
     </w:pPr>
     <w:rPr>
-      <w:rFonts w:asciiTheme="majorHAnsi" w:eastAsiaTheme="majorEastAsia" w:hAnsiTheme="majorHAnsi" w:cstheme="majorBidi" w:ascii="黑体" w:hAnsi="黑体" w:eastAsia="黑体"/>
+      <w:rFonts w:asciiTheme="majorHAnsi" w:eastAsiaTheme="majorEastAsia" w:hAnsiTheme="majorHAnsi" w:cstheme="majorBidi" w:ascii="Times New Roman" w:hAnsi="Times New Roman" w:eastAsia="宋体"/>
       <w:b/>
       <w:bCs/>
       <w:color w:val="4F81BD" w:themeColor="accent1"/>
+      <w:sz w:val="24"/>
     </w:rPr>
   </w:style>
   <w:style w:type="paragraph" w:styleId="Heading4">
